--- a/Coding 1 - year/Unit 6 - Debugging and Documentation/Daily Lesson Plans/Word/Day 121.docx
+++ b/Coding 1 - year/Unit 6 - Debugging and Documentation/Daily Lesson Plans/Word/Day 121.docx
@@ -50,12 +50,15 @@
               </w:rPr>
               <w:t xml:space="preserve">Coding I — Full Year</w:t>
             </w:r>
-          </w:p>
-          <w:p>
-            <w:pPr>
-              <w:spacing w:before="40"/>
-              <w:jc w:val="center"/>
-            </w:pPr>
+            <w:r>
+              <w:rPr>
+                <w:rFonts w:ascii="Arial" w:cs="Arial" w:eastAsia="Arial" w:hAnsi="Arial"/>
+                <w:sz w:val="16"/>
+                <w:szCs w:val="16"/>
+              </w:rPr>
+              <w:br/>
+              <w:t xml:space="preserve"/>
+            </w:r>
             <w:r>
               <w:rPr>
                 <w:rFonts w:ascii="Arial" w:cs="Arial" w:eastAsia="Arial" w:hAnsi="Arial"/>
@@ -83,7 +86,7 @@
           <w:rFonts w:ascii="Arial" w:cs="Arial" w:eastAsia="Arial" w:hAnsi="Arial"/>
           <w:b/>
           <w:bCs/>
-          <w:color w:val="1F3864"/>
+          <w:color w:val="2B5797"/>
           <w:sz w:val="32"/>
           <w:szCs w:val="32"/>
         </w:rPr>
@@ -261,9 +264,9 @@
               <w:right w:val="single" w:color="CCCCCC" w:sz="1"/>
             </w:tcBorders>
             <w:tcMar>
-              <w:top w:type="dxa" w:w="60"/>
+              <w:top w:type="dxa" w:w="80"/>
               <w:left w:type="dxa" w:w="120"/>
-              <w:bottom w:type="dxa" w:w="60"/>
+              <w:bottom w:type="dxa" w:w="80"/>
               <w:right w:type="dxa" w:w="120"/>
             </w:tcMar>
           </w:tcPr>
@@ -290,20 +293,213 @@
               <w:right w:val="single" w:color="CCCCCC" w:sz="1"/>
             </w:tcBorders>
             <w:tcMar>
-              <w:top w:type="dxa" w:w="60"/>
+              <w:top w:type="dxa" w:w="80"/>
               <w:left w:type="dxa" w:w="120"/>
-              <w:bottom w:type="dxa" w:w="60"/>
+              <w:bottom w:type="dxa" w:w="80"/>
               <w:right w:type="dxa" w:w="120"/>
             </w:tcMar>
           </w:tcPr>
           <w:p>
-            <w:r>
-              <w:rPr>
-                <w:rFonts w:ascii="Arial" w:cs="Arial" w:eastAsia="Arial" w:hAnsi="Arial"/>
-                <w:sz w:val="20"/>
-                <w:szCs w:val="20"/>
+            <w:pPr>
+              <w:spacing w:after="80" w:before="80"/>
+            </w:pPr>
+            <w:r>
+              <w:rPr>
+                <w:rFonts w:ascii="Arial" w:cs="Arial" w:eastAsia="Arial" w:hAnsi="Arial"/>
+                <w:b/>
+                <w:bCs/>
+                <w:i w:val="false"/>
+                <w:iCs w:val="false"/>
+                <w:color w:val="000000"/>
+                <w:sz w:val="22"/>
+                <w:szCs w:val="22"/>
               </w:rPr>
               <w:t xml:space="preserve">Bell Ringer / Review</w:t>
+            </w:r>
+            <w:r>
+              <w:rPr>
+                <w:rFonts w:ascii="Arial" w:cs="Arial" w:eastAsia="Arial" w:hAnsi="Arial"/>
+                <w:sz w:val="20"/>
+                <w:szCs w:val="20"/>
+              </w:rPr>
+              <w:br/>
+              <w:t xml:space="preserve"/>
+            </w:r>
+            <w:r>
+              <w:rPr>
+                <w:rFonts w:ascii="Arial" w:cs="Arial" w:eastAsia="Arial" w:hAnsi="Arial"/>
+                <w:sz w:val="20"/>
+                <w:szCs w:val="20"/>
+              </w:rPr>
+              <w:br/>
+              <w:t xml:space="preserve"/>
+            </w:r>
+            <w:r>
+              <w:rPr>
+                <w:rFonts w:ascii="Arial" w:cs="Arial" w:eastAsia="Arial" w:hAnsi="Arial"/>
+                <w:b/>
+                <w:bCs/>
+                <w:i w:val="false"/>
+                <w:iCs w:val="false"/>
+                <w:color w:val="000000"/>
+                <w:sz w:val="20"/>
+                <w:szCs w:val="20"/>
+              </w:rPr>
+              <w:t xml:space="preserve">Quick Write </w:t>
+            </w:r>
+            <w:r>
+              <w:rPr>
+                <w:rFonts w:ascii="Arial" w:cs="Arial" w:eastAsia="Arial" w:hAnsi="Arial"/>
+                <w:b w:val="false"/>
+                <w:bCs w:val="false"/>
+                <w:i w:val="false"/>
+                <w:iCs w:val="false"/>
+                <w:color w:val="000000"/>
+                <w:sz w:val="20"/>
+                <w:szCs w:val="20"/>
+              </w:rPr>
+              <w:t xml:space="preserve">(3 min — written or verbal):</w:t>
+            </w:r>
+            <w:r>
+              <w:rPr>
+                <w:rFonts w:ascii="Arial" w:cs="Arial" w:eastAsia="Arial" w:hAnsi="Arial"/>
+                <w:sz w:val="20"/>
+                <w:szCs w:val="20"/>
+              </w:rPr>
+              <w:br/>
+              <w:t xml:space="preserve"/>
+            </w:r>
+            <w:r>
+              <w:rPr>
+                <w:rFonts w:ascii="Arial" w:cs="Arial" w:eastAsia="Arial" w:hAnsi="Arial"/>
+                <w:b w:val="false"/>
+                <w:bCs w:val="false"/>
+                <w:i w:val="false"/>
+                <w:iCs w:val="false"/>
+                <w:color w:val="000000"/>
+                <w:sz w:val="20"/>
+                <w:szCs w:val="20"/>
+              </w:rPr>
+              <w:t xml:space="preserve">    Can you identify and classify syntax, runtime, and logic errors?</w:t>
+            </w:r>
+            <w:r>
+              <w:rPr>
+                <w:rFonts w:ascii="Arial" w:cs="Arial" w:eastAsia="Arial" w:hAnsi="Arial"/>
+                <w:sz w:val="20"/>
+                <w:szCs w:val="20"/>
+              </w:rPr>
+              <w:br/>
+              <w:t xml:space="preserve"/>
+            </w:r>
+            <w:r>
+              <w:rPr>
+                <w:rFonts w:ascii="Arial" w:cs="Arial" w:eastAsia="Arial" w:hAnsi="Arial"/>
+                <w:sz w:val="20"/>
+                <w:szCs w:val="20"/>
+              </w:rPr>
+              <w:br/>
+              <w:t xml:space="preserve"/>
+            </w:r>
+            <w:r>
+              <w:rPr>
+                <w:rFonts w:ascii="Arial" w:cs="Arial" w:eastAsia="Arial" w:hAnsi="Arial"/>
+                <w:b/>
+                <w:bCs/>
+                <w:i w:val="false"/>
+                <w:iCs w:val="false"/>
+                <w:color w:val="000000"/>
+                <w:sz w:val="20"/>
+                <w:szCs w:val="20"/>
+              </w:rPr>
+              <w:t xml:space="preserve">Vocabulary Preview — </w:t>
+            </w:r>
+            <w:r>
+              <w:rPr>
+                <w:rFonts w:ascii="Arial" w:cs="Arial" w:eastAsia="Arial" w:hAnsi="Arial"/>
+                <w:b w:val="false"/>
+                <w:bCs w:val="false"/>
+                <w:i w:val="false"/>
+                <w:iCs w:val="false"/>
+                <w:color w:val="000000"/>
+                <w:sz w:val="20"/>
+                <w:szCs w:val="20"/>
+              </w:rPr>
+              <w:t xml:space="preserve">terms we'll use today:</w:t>
+            </w:r>
+            <w:r>
+              <w:rPr>
+                <w:rFonts w:ascii="Arial" w:cs="Arial" w:eastAsia="Arial" w:hAnsi="Arial"/>
+                <w:sz w:val="20"/>
+                <w:szCs w:val="20"/>
+              </w:rPr>
+              <w:br/>
+              <w:t xml:space="preserve"/>
+            </w:r>
+            <w:r>
+              <w:rPr>
+                <w:rFonts w:ascii="Arial" w:cs="Arial" w:eastAsia="Arial" w:hAnsi="Arial"/>
+                <w:b w:val="false"/>
+                <w:bCs w:val="false"/>
+                <w:i w:val="false"/>
+                <w:iCs w:val="false"/>
+                <w:color w:val="000000"/>
+                <w:sz w:val="20"/>
+                <w:szCs w:val="20"/>
+              </w:rPr>
+              <w:t xml:space="preserve">    • 1. Syntax Errors   •   2. Runtime Errors   •   3. Logic Errors</w:t>
+            </w:r>
+            <w:r>
+              <w:rPr>
+                <w:rFonts w:ascii="Arial" w:cs="Arial" w:eastAsia="Arial" w:hAnsi="Arial"/>
+                <w:sz w:val="20"/>
+                <w:szCs w:val="20"/>
+              </w:rPr>
+              <w:br/>
+              <w:t xml:space="preserve"/>
+            </w:r>
+            <w:r>
+              <w:rPr>
+                <w:rFonts w:ascii="Arial" w:cs="Arial" w:eastAsia="Arial" w:hAnsi="Arial"/>
+                <w:sz w:val="20"/>
+                <w:szCs w:val="20"/>
+              </w:rPr>
+              <w:br/>
+              <w:t xml:space="preserve"/>
+            </w:r>
+            <w:r>
+              <w:rPr>
+                <w:rFonts w:ascii="Arial" w:cs="Arial" w:eastAsia="Arial" w:hAnsi="Arial"/>
+                <w:b w:val="false"/>
+                <w:bCs w:val="false"/>
+                <w:i/>
+                <w:iCs/>
+                <w:color w:val="444444"/>
+                <w:sz w:val="20"/>
+                <w:szCs w:val="20"/>
+              </w:rPr>
+              <w:t xml:space="preserve">Today's Goal: By the end of class you will be able to identify and classify syntax, runtime, and logic errors.</w:t>
+            </w:r>
+            <w:r>
+              <w:rPr>
+                <w:rFonts w:ascii="Arial" w:cs="Arial" w:eastAsia="Arial" w:hAnsi="Arial"/>
+                <w:sz w:val="20"/>
+                <w:szCs w:val="20"/>
+              </w:rPr>
+              <w:br/>
+              <w:t xml:space="preserve"/>
+            </w:r>
+            <w:r>
+              <w:rPr>
+                <w:rFonts w:ascii="Arial" w:cs="Arial" w:eastAsia="Arial" w:hAnsi="Arial"/>
+                <w:b w:val="false"/>
+                <w:bCs w:val="false"/>
+                <w:i/>
+                <w:iCs/>
+                <w:color w:val="555555"/>
+                <w:sz w:val="20"/>
+                <w:szCs w:val="20"/>
+              </w:rPr>
+              <w:t xml:space="preserve">→ Pair-share your response, then 2–3 students share with the class.</w:t>
             </w:r>
           </w:p>
         </w:tc>
@@ -319,9 +515,9 @@
               <w:right w:val="single" w:color="CCCCCC" w:sz="1"/>
             </w:tcBorders>
             <w:tcMar>
-              <w:top w:type="dxa" w:w="60"/>
+              <w:top w:type="dxa" w:w="80"/>
               <w:left w:type="dxa" w:w="120"/>
-              <w:bottom w:type="dxa" w:w="60"/>
+              <w:bottom w:type="dxa" w:w="80"/>
               <w:right w:type="dxa" w:w="120"/>
             </w:tcMar>
           </w:tcPr>
@@ -348,20 +544,261 @@
               <w:right w:val="single" w:color="CCCCCC" w:sz="1"/>
             </w:tcBorders>
             <w:tcMar>
-              <w:top w:type="dxa" w:w="60"/>
+              <w:top w:type="dxa" w:w="80"/>
               <w:left w:type="dxa" w:w="120"/>
-              <w:bottom w:type="dxa" w:w="60"/>
+              <w:bottom w:type="dxa" w:w="80"/>
               <w:right w:type="dxa" w:w="120"/>
             </w:tcMar>
           </w:tcPr>
           <w:p>
-            <w:r>
-              <w:rPr>
-                <w:rFonts w:ascii="Arial" w:cs="Arial" w:eastAsia="Arial" w:hAnsi="Arial"/>
-                <w:sz w:val="20"/>
-                <w:szCs w:val="20"/>
-              </w:rPr>
-              <w:t xml:space="preserve">Mini Lesson: Three Error Types—Syntax, Runtime, Logic Errors</w:t>
+            <w:pPr>
+              <w:spacing w:after="80" w:before="80"/>
+            </w:pPr>
+            <w:r>
+              <w:rPr>
+                <w:rFonts w:ascii="Arial" w:cs="Arial" w:eastAsia="Arial" w:hAnsi="Arial"/>
+                <w:b/>
+                <w:bCs/>
+                <w:i w:val="false"/>
+                <w:iCs w:val="false"/>
+                <w:color w:val="000000"/>
+                <w:sz w:val="22"/>
+                <w:szCs w:val="22"/>
+              </w:rPr>
+              <w:t xml:space="preserve">Mini Lesson: </w:t>
+            </w:r>
+            <w:r>
+              <w:rPr>
+                <w:rFonts w:ascii="Arial" w:cs="Arial" w:eastAsia="Arial" w:hAnsi="Arial"/>
+                <w:b w:val="false"/>
+                <w:bCs w:val="false"/>
+                <w:i w:val="false"/>
+                <w:iCs w:val="false"/>
+                <w:color w:val="000000"/>
+                <w:sz w:val="22"/>
+                <w:szCs w:val="22"/>
+              </w:rPr>
+              <w:t xml:space="preserve">Three Error Types—Syntax, Runtime, Logic Errors</w:t>
+            </w:r>
+            <w:r>
+              <w:rPr>
+                <w:rFonts w:ascii="Arial" w:cs="Arial" w:eastAsia="Arial" w:hAnsi="Arial"/>
+                <w:sz w:val="20"/>
+                <w:szCs w:val="20"/>
+              </w:rPr>
+              <w:br/>
+              <w:t xml:space="preserve"/>
+            </w:r>
+            <w:r>
+              <w:rPr>
+                <w:rFonts w:ascii="Arial" w:cs="Arial" w:eastAsia="Arial" w:hAnsi="Arial"/>
+                <w:sz w:val="20"/>
+                <w:szCs w:val="20"/>
+              </w:rPr>
+              <w:br/>
+              <w:t xml:space="preserve"/>
+            </w:r>
+            <w:r>
+              <w:rPr>
+                <w:rFonts w:ascii="Arial" w:cs="Arial" w:eastAsia="Arial" w:hAnsi="Arial"/>
+                <w:b/>
+                <w:bCs/>
+                <w:i/>
+                <w:iCs/>
+                <w:color w:val="000000"/>
+                <w:sz w:val="20"/>
+                <w:szCs w:val="20"/>
+              </w:rPr>
+              <w:t xml:space="preserve">Learning Target: </w:t>
+            </w:r>
+            <w:r>
+              <w:rPr>
+                <w:rFonts w:ascii="Arial" w:cs="Arial" w:eastAsia="Arial" w:hAnsi="Arial"/>
+                <w:b w:val="false"/>
+                <w:bCs w:val="false"/>
+                <w:i/>
+                <w:iCs/>
+                <w:color w:val="333333"/>
+                <w:sz w:val="20"/>
+                <w:szCs w:val="20"/>
+              </w:rPr>
+              <w:t xml:space="preserve">I can identify and classify syntax, runtime, and logic errors.</w:t>
+            </w:r>
+            <w:r>
+              <w:rPr>
+                <w:rFonts w:ascii="Arial" w:cs="Arial" w:eastAsia="Arial" w:hAnsi="Arial"/>
+                <w:sz w:val="20"/>
+                <w:szCs w:val="20"/>
+              </w:rPr>
+              <w:br/>
+              <w:t xml:space="preserve"/>
+            </w:r>
+            <w:r>
+              <w:rPr>
+                <w:rFonts w:ascii="Arial" w:cs="Arial" w:eastAsia="Arial" w:hAnsi="Arial"/>
+                <w:sz w:val="20"/>
+                <w:szCs w:val="20"/>
+              </w:rPr>
+              <w:br/>
+              <w:t xml:space="preserve"/>
+            </w:r>
+            <w:r>
+              <w:rPr>
+                <w:rFonts w:ascii="Arial" w:cs="Arial" w:eastAsia="Arial" w:hAnsi="Arial"/>
+                <w:b w:val="false"/>
+                <w:bCs w:val="false"/>
+                <w:i w:val="false"/>
+                <w:iCs w:val="false"/>
+                <w:color w:val="000000"/>
+                <w:sz w:val="20"/>
+                <w:szCs w:val="20"/>
+              </w:rPr>
+              <w:t xml:space="preserve">There are three main types of errors you'll encounter as a programmer:</w:t>
+            </w:r>
+            <w:r>
+              <w:rPr>
+                <w:rFonts w:ascii="Arial" w:cs="Arial" w:eastAsia="Arial" w:hAnsi="Arial"/>
+                <w:sz w:val="20"/>
+                <w:szCs w:val="20"/>
+              </w:rPr>
+              <w:br/>
+              <w:t xml:space="preserve"/>
+            </w:r>
+            <w:r>
+              <w:rPr>
+                <w:rFonts w:ascii="Arial" w:cs="Arial" w:eastAsia="Arial" w:hAnsi="Arial"/>
+                <w:b w:val="false"/>
+                <w:bCs w:val="false"/>
+                <w:i w:val="false"/>
+                <w:iCs w:val="false"/>
+                <w:color w:val="000000"/>
+                <w:sz w:val="20"/>
+                <w:szCs w:val="20"/>
+              </w:rPr>
+              <w:t xml:space="preserve">1. Syntax Errors occur when you violate Python's grammar rules. The code cannot run at all—Python stops before execution even begins and tells you exactly what's wrong. These are the easiest to fix because Python points them out immediately with clear error me</w:t>
+            </w:r>
+            <w:r>
+              <w:rPr>
+                <w:rFonts w:ascii="Arial" w:cs="Arial" w:eastAsia="Arial" w:hAnsi="Arial"/>
+                <w:sz w:val="20"/>
+                <w:szCs w:val="20"/>
+              </w:rPr>
+              <w:br/>
+              <w:t xml:space="preserve"/>
+            </w:r>
+            <w:r>
+              <w:rPr>
+                <w:rFonts w:ascii="Arial" w:cs="Arial" w:eastAsia="Arial" w:hAnsi="Arial"/>
+                <w:sz w:val="20"/>
+                <w:szCs w:val="20"/>
+              </w:rPr>
+              <w:br/>
+              <w:t xml:space="preserve"/>
+            </w:r>
+            <w:r>
+              <w:rPr>
+                <w:rFonts w:ascii="Arial" w:cs="Arial" w:eastAsia="Arial" w:hAnsi="Arial"/>
+                <w:b/>
+                <w:bCs/>
+                <w:i w:val="false"/>
+                <w:iCs w:val="false"/>
+                <w:color w:val="000000"/>
+                <w:sz w:val="20"/>
+                <w:szCs w:val="20"/>
+              </w:rPr>
+              <w:t xml:space="preserve">Vocabulary: </w:t>
+            </w:r>
+            <w:r>
+              <w:rPr>
+                <w:rFonts w:ascii="Arial" w:cs="Arial" w:eastAsia="Arial" w:hAnsi="Arial"/>
+                <w:b w:val="false"/>
+                <w:bCs w:val="false"/>
+                <w:i w:val="false"/>
+                <w:iCs w:val="false"/>
+                <w:color w:val="000000"/>
+                <w:sz w:val="20"/>
+                <w:szCs w:val="20"/>
+              </w:rPr>
+              <w:t xml:space="preserve">1. Syntax Errors, 2. Runtime Errors, 3. Logic Errors</w:t>
+            </w:r>
+            <w:r>
+              <w:rPr>
+                <w:rFonts w:ascii="Arial" w:cs="Arial" w:eastAsia="Arial" w:hAnsi="Arial"/>
+                <w:sz w:val="20"/>
+                <w:szCs w:val="20"/>
+              </w:rPr>
+              <w:br/>
+              <w:t xml:space="preserve"/>
+            </w:r>
+            <w:r>
+              <w:rPr>
+                <w:rFonts w:ascii="Arial" w:cs="Arial" w:eastAsia="Arial" w:hAnsi="Arial"/>
+                <w:sz w:val="20"/>
+                <w:szCs w:val="20"/>
+              </w:rPr>
+              <w:br/>
+              <w:t xml:space="preserve"/>
+            </w:r>
+            <w:r>
+              <w:rPr>
+                <w:rFonts w:ascii="Arial" w:cs="Arial" w:eastAsia="Arial" w:hAnsi="Arial"/>
+                <w:b/>
+                <w:bCs/>
+                <w:i/>
+                <w:iCs/>
+                <w:color w:val="555555"/>
+                <w:sz w:val="20"/>
+                <w:szCs w:val="20"/>
+              </w:rPr>
+              <w:t xml:space="preserve">→ Live Demo — </w:t>
+            </w:r>
+            <w:r>
+              <w:rPr>
+                <w:rFonts w:ascii="Arial" w:cs="Arial" w:eastAsia="Arial" w:hAnsi="Arial"/>
+                <w:b w:val="false"/>
+                <w:bCs w:val="false"/>
+                <w:i/>
+                <w:iCs/>
+                <w:color w:val="555555"/>
+                <w:sz w:val="20"/>
+                <w:szCs w:val="20"/>
+              </w:rPr>
+              <w:t xml:space="preserve">type examples as students follow along in their own editor.</w:t>
+            </w:r>
+            <w:r>
+              <w:rPr>
+                <w:rFonts w:ascii="Arial" w:cs="Arial" w:eastAsia="Arial" w:hAnsi="Arial"/>
+                <w:sz w:val="20"/>
+                <w:szCs w:val="20"/>
+              </w:rPr>
+              <w:br/>
+              <w:t xml:space="preserve"/>
+            </w:r>
+            <w:r>
+              <w:rPr>
+                <w:rFonts w:ascii="Arial" w:cs="Arial" w:eastAsia="Arial" w:hAnsi="Arial"/>
+                <w:b/>
+                <w:bCs/>
+                <w:i/>
+                <w:iCs/>
+                <w:color w:val="555555"/>
+                <w:sz w:val="20"/>
+                <w:szCs w:val="20"/>
+              </w:rPr>
+              <w:t xml:space="preserve">→ Check for Understanding: </w:t>
+            </w:r>
+            <w:r>
+              <w:rPr>
+                <w:rFonts w:ascii="Arial" w:cs="Arial" w:eastAsia="Arial" w:hAnsi="Arial"/>
+                <w:b w:val="false"/>
+                <w:bCs w:val="false"/>
+                <w:i/>
+                <w:iCs/>
+                <w:color w:val="555555"/>
+                <w:sz w:val="20"/>
+                <w:szCs w:val="20"/>
+              </w:rPr>
+              <w:t xml:space="preserve">pause and cold-call: “Can someone explain what we just did in their own words?”</w:t>
             </w:r>
           </w:p>
         </w:tc>
@@ -377,9 +814,9 @@
               <w:right w:val="single" w:color="CCCCCC" w:sz="1"/>
             </w:tcBorders>
             <w:tcMar>
-              <w:top w:type="dxa" w:w="60"/>
+              <w:top w:type="dxa" w:w="80"/>
               <w:left w:type="dxa" w:w="120"/>
-              <w:bottom w:type="dxa" w:w="60"/>
+              <w:bottom w:type="dxa" w:w="80"/>
               <w:right w:type="dxa" w:w="120"/>
             </w:tcMar>
           </w:tcPr>
@@ -406,20 +843,90 @@
               <w:right w:val="single" w:color="CCCCCC" w:sz="1"/>
             </w:tcBorders>
             <w:tcMar>
-              <w:top w:type="dxa" w:w="60"/>
+              <w:top w:type="dxa" w:w="80"/>
               <w:left w:type="dxa" w:w="120"/>
-              <w:bottom w:type="dxa" w:w="60"/>
+              <w:bottom w:type="dxa" w:w="80"/>
               <w:right w:type="dxa" w:w="120"/>
             </w:tcMar>
           </w:tcPr>
           <w:p>
-            <w:r>
-              <w:rPr>
-                <w:rFonts w:ascii="Arial" w:cs="Arial" w:eastAsia="Arial" w:hAnsi="Arial"/>
-                <w:sz w:val="20"/>
-                <w:szCs w:val="20"/>
+            <w:pPr>
+              <w:spacing w:after="80" w:before="80"/>
+            </w:pPr>
+            <w:r>
+              <w:rPr>
+                <w:rFonts w:ascii="Arial" w:cs="Arial" w:eastAsia="Arial" w:hAnsi="Arial"/>
+                <w:b/>
+                <w:bCs/>
+                <w:i w:val="false"/>
+                <w:iCs w:val="false"/>
+                <w:color w:val="000000"/>
+                <w:sz w:val="22"/>
+                <w:szCs w:val="22"/>
               </w:rPr>
               <w:t xml:space="preserve">Guided Practice</w:t>
+            </w:r>
+            <w:r>
+              <w:rPr>
+                <w:rFonts w:ascii="Arial" w:cs="Arial" w:eastAsia="Arial" w:hAnsi="Arial"/>
+                <w:sz w:val="20"/>
+                <w:szCs w:val="20"/>
+              </w:rPr>
+              <w:br/>
+              <w:t xml:space="preserve"/>
+            </w:r>
+            <w:r>
+              <w:rPr>
+                <w:rFonts w:ascii="Arial" w:cs="Arial" w:eastAsia="Arial" w:hAnsi="Arial"/>
+                <w:sz w:val="20"/>
+                <w:szCs w:val="20"/>
+              </w:rPr>
+              <w:br/>
+              <w:t xml:space="preserve"/>
+            </w:r>
+            <w:r>
+              <w:rPr>
+                <w:rFonts w:ascii="Arial" w:cs="Arial" w:eastAsia="Arial" w:hAnsi="Arial"/>
+                <w:b w:val="false"/>
+                <w:bCs w:val="false"/>
+                <w:i w:val="false"/>
+                <w:iCs w:val="false"/>
+                <w:color w:val="000000"/>
+                <w:sz w:val="20"/>
+                <w:szCs w:val="20"/>
+              </w:rPr>
+              <w:t xml:space="preserve">For each of these code snippets, identify whether it's a syntax error, runtime error, or logic error:</w:t>
+            </w:r>
+            <w:r>
+              <w:rPr>
+                <w:rFonts w:ascii="Arial" w:cs="Arial" w:eastAsia="Arial" w:hAnsi="Arial"/>
+                <w:sz w:val="20"/>
+                <w:szCs w:val="20"/>
+              </w:rPr>
+              <w:br/>
+              <w:t xml:space="preserve"/>
+            </w:r>
+            <w:r>
+              <w:rPr>
+                <w:rFonts w:ascii="Arial" w:cs="Arial" w:eastAsia="Arial" w:hAnsi="Arial"/>
+                <w:sz w:val="20"/>
+                <w:szCs w:val="20"/>
+              </w:rPr>
+              <w:br/>
+              <w:t xml:space="preserve"/>
+            </w:r>
+            <w:r>
+              <w:rPr>
+                <w:rFonts w:ascii="Arial" w:cs="Arial" w:eastAsia="Arial" w:hAnsi="Arial"/>
+                <w:b w:val="false"/>
+                <w:bCs w:val="false"/>
+                <w:i/>
+                <w:iCs/>
+                <w:color w:val="555555"/>
+                <w:sz w:val="20"/>
+                <w:szCs w:val="20"/>
+              </w:rPr>
+              <w:t xml:space="preserve">→ Teacher models — students try alongside, then compare results.</w:t>
             </w:r>
           </w:p>
         </w:tc>
@@ -435,9 +942,9 @@
               <w:right w:val="single" w:color="CCCCCC" w:sz="1"/>
             </w:tcBorders>
             <w:tcMar>
-              <w:top w:type="dxa" w:w="60"/>
+              <w:top w:type="dxa" w:w="80"/>
               <w:left w:type="dxa" w:w="120"/>
-              <w:bottom w:type="dxa" w:w="60"/>
+              <w:bottom w:type="dxa" w:w="80"/>
               <w:right w:type="dxa" w:w="120"/>
             </w:tcMar>
           </w:tcPr>
@@ -450,7 +957,7 @@
                 <w:sz w:val="20"/>
                 <w:szCs w:val="20"/>
               </w:rPr>
-              <w:t xml:space="preserve">15-20 min</w:t>
+              <w:t xml:space="preserve">15–20 min</w:t>
             </w:r>
           </w:p>
         </w:tc>
@@ -464,20 +971,164 @@
               <w:right w:val="single" w:color="CCCCCC" w:sz="1"/>
             </w:tcBorders>
             <w:tcMar>
-              <w:top w:type="dxa" w:w="60"/>
+              <w:top w:type="dxa" w:w="80"/>
               <w:left w:type="dxa" w:w="120"/>
-              <w:bottom w:type="dxa" w:w="60"/>
+              <w:bottom w:type="dxa" w:w="80"/>
               <w:right w:type="dxa" w:w="120"/>
             </w:tcMar>
           </w:tcPr>
           <w:p>
-            <w:r>
-              <w:rPr>
-                <w:rFonts w:ascii="Arial" w:cs="Arial" w:eastAsia="Arial" w:hAnsi="Arial"/>
-                <w:sz w:val="20"/>
-                <w:szCs w:val="20"/>
+            <w:pPr>
+              <w:spacing w:after="80" w:before="80"/>
+            </w:pPr>
+            <w:r>
+              <w:rPr>
+                <w:rFonts w:ascii="Arial" w:cs="Arial" w:eastAsia="Arial" w:hAnsi="Arial"/>
+                <w:b/>
+                <w:bCs/>
+                <w:i w:val="false"/>
+                <w:iCs w:val="false"/>
+                <w:color w:val="000000"/>
+                <w:sz w:val="22"/>
+                <w:szCs w:val="22"/>
               </w:rPr>
               <w:t xml:space="preserve">Independent Practice / Code Along</w:t>
+            </w:r>
+            <w:r>
+              <w:rPr>
+                <w:rFonts w:ascii="Arial" w:cs="Arial" w:eastAsia="Arial" w:hAnsi="Arial"/>
+                <w:sz w:val="20"/>
+                <w:szCs w:val="20"/>
+              </w:rPr>
+              <w:br/>
+              <w:t xml:space="preserve"/>
+            </w:r>
+            <w:r>
+              <w:rPr>
+                <w:rFonts w:ascii="Arial" w:cs="Arial" w:eastAsia="Arial" w:hAnsi="Arial"/>
+                <w:b/>
+                <w:bCs/>
+                <w:i w:val="false"/>
+                <w:iCs w:val="false"/>
+                <w:color w:val="000000"/>
+                <w:sz w:val="20"/>
+                <w:szCs w:val="20"/>
+              </w:rPr>
+              <w:t xml:space="preserve">    Beginner: </w:t>
+            </w:r>
+            <w:r>
+              <w:rPr>
+                <w:rFonts w:ascii="Arial" w:cs="Arial" w:eastAsia="Arial" w:hAnsi="Arial"/>
+                <w:b w:val="false"/>
+                <w:bCs w:val="false"/>
+                <w:i w:val="false"/>
+                <w:iCs w:val="false"/>
+                <w:color w:val="000000"/>
+                <w:sz w:val="20"/>
+                <w:szCs w:val="20"/>
+              </w:rPr>
+              <w:t xml:space="preserve">Write three Python snippets: one with a syntax error, one with a runtime error, and one with a logic error. Label each clearly.</w:t>
+            </w:r>
+            <w:r>
+              <w:rPr>
+                <w:rFonts w:ascii="Arial" w:cs="Arial" w:eastAsia="Arial" w:hAnsi="Arial"/>
+                <w:sz w:val="20"/>
+                <w:szCs w:val="20"/>
+              </w:rPr>
+              <w:br/>
+              <w:t xml:space="preserve"/>
+            </w:r>
+            <w:r>
+              <w:rPr>
+                <w:rFonts w:ascii="Arial" w:cs="Arial" w:eastAsia="Arial" w:hAnsi="Arial"/>
+                <w:b/>
+                <w:bCs/>
+                <w:i w:val="false"/>
+                <w:iCs w:val="false"/>
+                <w:color w:val="000000"/>
+                <w:sz w:val="20"/>
+                <w:szCs w:val="20"/>
+              </w:rPr>
+              <w:t xml:space="preserve">    Intermediate: </w:t>
+            </w:r>
+            <w:r>
+              <w:rPr>
+                <w:rFonts w:ascii="Arial" w:cs="Arial" w:eastAsia="Arial" w:hAnsi="Arial"/>
+                <w:b w:val="false"/>
+                <w:bCs w:val="false"/>
+                <w:i w:val="false"/>
+                <w:iCs w:val="false"/>
+                <w:color w:val="000000"/>
+                <w:sz w:val="20"/>
+                <w:szCs w:val="20"/>
+              </w:rPr>
+              <w:t xml:space="preserve">Identify all three error types in this program and explain what's wrong with each:</w:t>
+            </w:r>
+            <w:r>
+              <w:rPr>
+                <w:rFonts w:ascii="Arial" w:cs="Arial" w:eastAsia="Arial" w:hAnsi="Arial"/>
+                <w:sz w:val="20"/>
+                <w:szCs w:val="20"/>
+              </w:rPr>
+              <w:br/>
+              <w:t xml:space="preserve"/>
+            </w:r>
+            <w:r>
+              <w:rPr>
+                <w:rFonts w:ascii="Arial" w:cs="Arial" w:eastAsia="Arial" w:hAnsi="Arial"/>
+                <w:b/>
+                <w:bCs/>
+                <w:i w:val="false"/>
+                <w:iCs w:val="false"/>
+                <w:color w:val="000000"/>
+                <w:sz w:val="20"/>
+                <w:szCs w:val="20"/>
+              </w:rPr>
+              <w:t xml:space="preserve">    Challenge: </w:t>
+            </w:r>
+            <w:r>
+              <w:rPr>
+                <w:rFonts w:ascii="Arial" w:cs="Arial" w:eastAsia="Arial" w:hAnsi="Arial"/>
+                <w:b w:val="false"/>
+                <w:bCs w:val="false"/>
+                <w:i w:val="false"/>
+                <w:iCs w:val="false"/>
+                <w:color w:val="000000"/>
+                <w:sz w:val="20"/>
+                <w:szCs w:val="20"/>
+              </w:rPr>
+              <w:t xml:space="preserve">Write a program that calculates the average of three test scores. Intentionally include a logic error (the program runs but gives wrong resu…</w:t>
+            </w:r>
+            <w:r>
+              <w:rPr>
+                <w:rFonts w:ascii="Arial" w:cs="Arial" w:eastAsia="Arial" w:hAnsi="Arial"/>
+                <w:sz w:val="20"/>
+                <w:szCs w:val="20"/>
+              </w:rPr>
+              <w:br/>
+              <w:t xml:space="preserve"/>
+            </w:r>
+            <w:r>
+              <w:rPr>
+                <w:rFonts w:ascii="Arial" w:cs="Arial" w:eastAsia="Arial" w:hAnsi="Arial"/>
+                <w:sz w:val="20"/>
+                <w:szCs w:val="20"/>
+              </w:rPr>
+              <w:br/>
+              <w:t xml:space="preserve"/>
+            </w:r>
+            <w:r>
+              <w:rPr>
+                <w:rFonts w:ascii="Arial" w:cs="Arial" w:eastAsia="Arial" w:hAnsi="Arial"/>
+                <w:b w:val="false"/>
+                <w:bCs w:val="false"/>
+                <w:i/>
+                <w:iCs/>
+                <w:color w:val="555555"/>
+                <w:sz w:val="20"/>
+                <w:szCs w:val="20"/>
+              </w:rPr>
+              <w:t xml:space="preserve">→ Teacher circulates — offer hints, check for understanding.</w:t>
             </w:r>
           </w:p>
         </w:tc>
@@ -493,9 +1144,9 @@
               <w:right w:val="single" w:color="CCCCCC" w:sz="1"/>
             </w:tcBorders>
             <w:tcMar>
-              <w:top w:type="dxa" w:w="60"/>
+              <w:top w:type="dxa" w:w="80"/>
               <w:left w:type="dxa" w:w="120"/>
-              <w:bottom w:type="dxa" w:w="60"/>
+              <w:bottom w:type="dxa" w:w="80"/>
               <w:right w:type="dxa" w:w="120"/>
             </w:tcMar>
           </w:tcPr>
@@ -522,20 +1173,90 @@
               <w:right w:val="single" w:color="CCCCCC" w:sz="1"/>
             </w:tcBorders>
             <w:tcMar>
-              <w:top w:type="dxa" w:w="60"/>
+              <w:top w:type="dxa" w:w="80"/>
               <w:left w:type="dxa" w:w="120"/>
-              <w:bottom w:type="dxa" w:w="60"/>
+              <w:bottom w:type="dxa" w:w="80"/>
               <w:right w:type="dxa" w:w="120"/>
             </w:tcMar>
           </w:tcPr>
           <w:p>
-            <w:r>
-              <w:rPr>
-                <w:rFonts w:ascii="Arial" w:cs="Arial" w:eastAsia="Arial" w:hAnsi="Arial"/>
-                <w:sz w:val="20"/>
-                <w:szCs w:val="20"/>
+            <w:pPr>
+              <w:spacing w:after="80" w:before="80"/>
+            </w:pPr>
+            <w:r>
+              <w:rPr>
+                <w:rFonts w:ascii="Arial" w:cs="Arial" w:eastAsia="Arial" w:hAnsi="Arial"/>
+                <w:b/>
+                <w:bCs/>
+                <w:i w:val="false"/>
+                <w:iCs w:val="false"/>
+                <w:color w:val="000000"/>
+                <w:sz w:val="22"/>
+                <w:szCs w:val="22"/>
               </w:rPr>
               <w:t xml:space="preserve">Exit Ticket / Wrap-Up</w:t>
+            </w:r>
+            <w:r>
+              <w:rPr>
+                <w:rFonts w:ascii="Arial" w:cs="Arial" w:eastAsia="Arial" w:hAnsi="Arial"/>
+                <w:sz w:val="20"/>
+                <w:szCs w:val="20"/>
+              </w:rPr>
+              <w:br/>
+              <w:t xml:space="preserve"/>
+            </w:r>
+            <w:r>
+              <w:rPr>
+                <w:rFonts w:ascii="Arial" w:cs="Arial" w:eastAsia="Arial" w:hAnsi="Arial"/>
+                <w:sz w:val="20"/>
+                <w:szCs w:val="20"/>
+              </w:rPr>
+              <w:br/>
+              <w:t xml:space="preserve"/>
+            </w:r>
+            <w:r>
+              <w:rPr>
+                <w:rFonts w:ascii="Arial" w:cs="Arial" w:eastAsia="Arial" w:hAnsi="Arial"/>
+                <w:b w:val="false"/>
+                <w:bCs w:val="false"/>
+                <w:i w:val="false"/>
+                <w:iCs w:val="false"/>
+                <w:color w:val="000000"/>
+                <w:sz w:val="20"/>
+                <w:szCs w:val="20"/>
+              </w:rPr>
+              <w:t xml:space="preserve">Quick Check: Identify and classify syntax, runtime, and logic errors?</w:t>
+            </w:r>
+            <w:r>
+              <w:rPr>
+                <w:rFonts w:ascii="Arial" w:cs="Arial" w:eastAsia="Arial" w:hAnsi="Arial"/>
+                <w:sz w:val="20"/>
+                <w:szCs w:val="20"/>
+              </w:rPr>
+              <w:br/>
+              <w:t xml:space="preserve"/>
+            </w:r>
+            <w:r>
+              <w:rPr>
+                <w:rFonts w:ascii="Arial" w:cs="Arial" w:eastAsia="Arial" w:hAnsi="Arial"/>
+                <w:sz w:val="20"/>
+                <w:szCs w:val="20"/>
+              </w:rPr>
+              <w:br/>
+              <w:t xml:space="preserve"/>
+            </w:r>
+            <w:r>
+              <w:rPr>
+                <w:rFonts w:ascii="Arial" w:cs="Arial" w:eastAsia="Arial" w:hAnsi="Arial"/>
+                <w:b w:val="false"/>
+                <w:bCs w:val="false"/>
+                <w:i/>
+                <w:iCs/>
+                <w:color w:val="555555"/>
+                <w:sz w:val="20"/>
+                <w:szCs w:val="20"/>
+              </w:rPr>
+              <w:t xml:space="preserve">→ 3–2–1: Name 3 things learned, 2 new vocab words, 1 question you still have.</w:t>
             </w:r>
           </w:p>
         </w:tc>
@@ -697,19 +1418,6 @@
                 <w:sz w:val="18"/>
                 <w:szCs w:val="18"/>
               </w:rPr>
-              <w:t xml:space="preserve"># SYNTAX ERROR — Python won't even run this</w:t>
-            </w:r>
-          </w:p>
-          <w:p>
-            <w:pPr>
-              <w:spacing w:after="20"/>
-            </w:pPr>
-            <w:r>
-              <w:rPr>
-                <w:rFonts w:ascii="Courier New" w:cs="Courier New" w:eastAsia="Courier New" w:hAnsi="Courier New"/>
-                <w:sz w:val="18"/>
-                <w:szCs w:val="18"/>
-              </w:rPr>
               <w:t xml:space="preserve">print("Hello  # Missing closing quote</w:t>
             </w:r>
           </w:p>
@@ -775,7 +1483,7 @@
                 <w:sz w:val="18"/>
                 <w:szCs w:val="18"/>
               </w:rPr>
-              <w:t xml:space="preserve"># RUNTIME ERROR — Code starts but crashes</w:t>
+              <w:t xml:space="preserve"> </w:t>
             </w:r>
           </w:p>
           <w:p>
@@ -905,20 +1613,20 @@
                 <w:sz w:val="18"/>
                 <w:szCs w:val="18"/>
               </w:rPr>
-              <w:t xml:space="preserve"># LOGIC ERROR — Code runs fine but gives wrong answer</w:t>
-            </w:r>
-          </w:p>
-          <w:p>
-            <w:pPr>
-              <w:spacing w:after="20"/>
-            </w:pPr>
-            <w:r>
-              <w:rPr>
-                <w:rFonts w:ascii="Courier New" w:cs="Courier New" w:eastAsia="Courier New" w:hAnsi="Courier New"/>
-                <w:sz w:val="18"/>
-                <w:szCs w:val="18"/>
-              </w:rPr>
-              <w:t xml:space="preserve"># Program: Calculate the area of a rectangle</w:t>
+              <w:t xml:space="preserve"> </w:t>
+            </w:r>
+          </w:p>
+          <w:p>
+            <w:pPr>
+              <w:spacing w:after="20"/>
+            </w:pPr>
+            <w:r>
+              <w:rPr>
+                <w:rFonts w:ascii="Courier New" w:cs="Courier New" w:eastAsia="Courier New" w:hAnsi="Courier New"/>
+                <w:sz w:val="18"/>
+                <w:szCs w:val="18"/>
+              </w:rPr>
+              <w:t xml:space="preserve"> </w:t>
             </w:r>
           </w:p>
           <w:p>
@@ -996,7 +1704,7 @@
                 <w:sz w:val="18"/>
                 <w:szCs w:val="18"/>
               </w:rPr>
-              <w:t xml:space="preserve"># Another logic error: calculating average</w:t>
+              <w:t xml:space="preserve"> </w:t>
             </w:r>
           </w:p>
           <w:p>
@@ -1169,19 +1877,6 @@
                 <w:sz w:val="18"/>
                 <w:szCs w:val="18"/>
               </w:rPr>
-              <w:t xml:space="preserve"># Syntax Error</w:t>
-            </w:r>
-          </w:p>
-          <w:p>
-            <w:pPr>
-              <w:spacing w:after="20"/>
-            </w:pPr>
-            <w:r>
-              <w:rPr>
-                <w:rFonts w:ascii="Courier New" w:cs="Courier New" w:eastAsia="Courier New" w:hAnsi="Courier New"/>
-                <w:sz w:val="18"/>
-                <w:szCs w:val="18"/>
-              </w:rPr>
               <w:t xml:space="preserve">print(Hello")  # Missing opening quote</w:t>
             </w:r>
           </w:p>
@@ -1208,7 +1903,7 @@
                 <w:sz w:val="18"/>
                 <w:szCs w:val="18"/>
               </w:rPr>
-              <w:t xml:space="preserve"># Runtime Error</w:t>
+              <w:t xml:space="preserve"> </w:t>
             </w:r>
           </w:p>
           <w:p>
@@ -1273,7 +1968,7 @@
                 <w:sz w:val="18"/>
                 <w:szCs w:val="18"/>
               </w:rPr>
-              <w:t xml:space="preserve"># Logic Error</w:t>
+              <w:t xml:space="preserve"> </w:t>
             </w:r>
           </w:p>
           <w:p>
@@ -1379,19 +2074,6 @@
                 <w:sz w:val="18"/>
                 <w:szCs w:val="18"/>
               </w:rPr>
-              <w:t xml:space="preserve"># Buggy version (logic error)</w:t>
-            </w:r>
-          </w:p>
-          <w:p>
-            <w:pPr>
-              <w:spacing w:after="20"/>
-            </w:pPr>
-            <w:r>
-              <w:rPr>
-                <w:rFonts w:ascii="Courier New" w:cs="Courier New" w:eastAsia="Courier New" w:hAnsi="Courier New"/>
-                <w:sz w:val="18"/>
-                <w:szCs w:val="18"/>
-              </w:rPr>
               <w:t xml:space="preserve">score1 = 85</w:t>
             </w:r>
           </w:p>
@@ -1457,7 +2139,7 @@
                 <w:sz w:val="18"/>
                 <w:szCs w:val="18"/>
               </w:rPr>
-              <w:t xml:space="preserve"># Fixed version</w:t>
+              <w:t xml:space="preserve"> </w:t>
             </w:r>
           </w:p>
           <w:p>
@@ -1655,76 +2337,7 @@
           <w:sz w:val="20"/>
           <w:szCs w:val="20"/>
         </w:rPr>
-        <w:t xml:space="preserve">Challenge: Write a program that calculates the average of three test scores. Intentionally include a logic error (the program runs but gives wrong results), then identify and fix it. &lt;details&gt; &lt;summary&gt;✅ Sample Answers&lt;/summary&gt;</w:t>
-      </w:r>
-    </w:p>
-    <w:p>
-      <w:pPr>
-        <w:spacing w:after="80"/>
-      </w:pPr>
-      <w:r>
-        <w:rPr>
-          <w:rFonts w:ascii="Arial" w:cs="Arial" w:eastAsia="Arial" w:hAnsi="Arial"/>
-          <w:b/>
-          <w:bCs/>
-          <w:sz w:val="20"/>
-          <w:szCs w:val="20"/>
-        </w:rPr>
-        <w:t xml:space="preserve">Problem 4: </w:t>
-      </w:r>
-      <w:r>
-        <w:rPr>
-          <w:rFonts w:ascii="Arial" w:cs="Arial" w:eastAsia="Arial" w:hAnsi="Arial"/>
-          <w:sz w:val="20"/>
-          <w:szCs w:val="20"/>
-        </w:rPr>
-        <w:t xml:space="preserve">:</w:t>
-      </w:r>
-    </w:p>
-    <w:p>
-      <w:pPr>
-        <w:spacing w:after="80"/>
-      </w:pPr>
-      <w:r>
-        <w:rPr>
-          <w:rFonts w:ascii="Arial" w:cs="Arial" w:eastAsia="Arial" w:hAnsi="Arial"/>
-          <w:b/>
-          <w:bCs/>
-          <w:sz w:val="20"/>
-          <w:szCs w:val="20"/>
-        </w:rPr>
-        <w:t xml:space="preserve">Problem 5: </w:t>
-      </w:r>
-      <w:r>
-        <w:rPr>
-          <w:rFonts w:ascii="Arial" w:cs="Arial" w:eastAsia="Arial" w:hAnsi="Arial"/>
-          <w:sz w:val="20"/>
-          <w:szCs w:val="20"/>
-        </w:rPr>
-        <w:t xml:space="preserve">: - Error 1: Missing colon after if statement (syntax error) - Error 2: Mixing quotes—starts with " and ends with ' (syntax error) - Error 3: Condition score &gt; 50 and score &lt; 50 is always False (logic error)</w:t>
-      </w:r>
-    </w:p>
-    <w:p>
-      <w:pPr>
-        <w:spacing w:after="80"/>
-      </w:pPr>
-      <w:r>
-        <w:rPr>
-          <w:rFonts w:ascii="Arial" w:cs="Arial" w:eastAsia="Arial" w:hAnsi="Arial"/>
-          <w:b/>
-          <w:bCs/>
-          <w:sz w:val="20"/>
-          <w:szCs w:val="20"/>
-        </w:rPr>
-        <w:t xml:space="preserve">Problem 6: </w:t>
-      </w:r>
-      <w:r>
-        <w:rPr>
-          <w:rFonts w:ascii="Arial" w:cs="Arial" w:eastAsia="Arial" w:hAnsi="Arial"/>
-          <w:sz w:val="20"/>
-          <w:szCs w:val="20"/>
-        </w:rPr>
-        <w:t xml:space="preserve">: &lt;/details&gt; ---</w:t>
+        <w:t xml:space="preserve">Challenge: Write a program that calculates the average of three test scores. Intentionally include a logic error (the program runs but gives wrong results), then identify and fix it. ---</w:t>
       </w:r>
     </w:p>
     <w:p>

--- a/Coding 1 - year/Unit 6 - Debugging and Documentation/Daily Lesson Plans/Word/Day 121.docx
+++ b/Coding 1 - year/Unit 6 - Debugging and Documentation/Daily Lesson Plans/Word/Day 121.docx
@@ -380,7 +380,7 @@
                 <w:sz w:val="20"/>
                 <w:szCs w:val="20"/>
               </w:rPr>
-              <w:t xml:space="preserve">    Can you identify and classify syntax, runtime, and logic errors?</w:t>
+              <w:t xml:space="preserve">    Look at the examples on the board. Can you spot which ones show and classify syntax, runtime, and logic errors? What clues helped you decide?</w:t>
             </w:r>
             <w:r>
               <w:rPr>
@@ -477,7 +477,7 @@
                 <w:sz w:val="20"/>
                 <w:szCs w:val="20"/>
               </w:rPr>
-              <w:t xml:space="preserve">Today's Goal: By the end of class you will be able to identify and classify syntax, runtime, and logic errors.</w:t>
+              <w:t xml:space="preserve">Today’s Goal: By the end of class you will be able to identify and classify syntax, runtime, and logic errors.</w:t>
             </w:r>
             <w:r>
               <w:rPr>
@@ -1225,7 +1225,7 @@
                 <w:sz w:val="20"/>
                 <w:szCs w:val="20"/>
               </w:rPr>
-              <w:t xml:space="preserve">Quick Check: Identify and classify syntax, runtime, and logic errors?</w:t>
+              <w:t xml:space="preserve">Define and classify syntax, runtime, in your own words and give one example of how it's used in code.</w:t>
             </w:r>
             <w:r>
               <w:rPr>
